--- a/Word/Module 1/DOCX/Realises/02_Realise_Table_des_matieres.docx
+++ b/Word/Module 1/DOCX/Realises/02_Realise_Table_des_matieres.docx
@@ -5,184 +5,245 @@
     <w:p>
       <w:pPr>
         <w:pStyle w:val="Title"/>
-        <w:pBdr>
-          <w:top w:val="single" w:sz="18" w:space="8" w:color="2B579A"/>
-          <w:left w:val="single" w:sz="18" w:space="8" w:color="2B579A"/>
-          <w:bottom w:val="single" w:sz="18" w:space="8" w:color="2B579A"/>
-          <w:right w:val="single" w:sz="18" w:space="8" w:color="2B579A"/>
-        </w:pBdr>
-        <w:shd w:val="clear" w:color="auto" w:fill="DDEBF7"/>
+        <w:spacing w:after="160" w:before="0"/>
       </w:pPr>
       <w:r>
+        <w:rPr>
+          <w:rFonts w:ascii="Calibri" w:hAnsi="Calibri" w:eastAsia="Calibri"/>
+          <w:sz w:val="22"/>
+        </w:rPr>
         <w:t>Procédure interne - Accueil d'un nouveau collaborateur</w:t>
       </w:r>
     </w:p>
     <w:p>
+      <w:pPr>
+        <w:spacing w:after="240"/>
+      </w:pPr>
       <w:r>
         <w:fldChar w:fldCharType="begin"/>
         <w:instrText xml:space="preserve"> TOC \o "1-3" \h \z \u </w:instrText>
         <w:fldChar w:fldCharType="separate"/>
-      </w:r>
-      <w:r>
-        <w:t>Table des matieres automatique - cliquez puis F9 pour la mettre a jour.</w:t>
+        <w:t xml:space="preserve">Mettez le champ à jour (F9) pour afficher toute la table des matières.</w:t>
         <w:fldChar w:fldCharType="end"/>
       </w:r>
     </w:p>
     <w:p>
       <w:pPr>
         <w:pStyle w:val="Heading1"/>
+        <w:spacing w:after="120" w:before="240"/>
       </w:pPr>
       <w:r>
+        <w:rPr>
+          <w:rFonts w:ascii="Calibri" w:hAnsi="Calibri" w:eastAsia="Calibri"/>
+          <w:sz w:val="22"/>
+        </w:rPr>
         <w:t>Avant l'arrivée</w:t>
       </w:r>
     </w:p>
     <w:p>
       <w:pPr>
         <w:pStyle w:val="Heading2"/>
+        <w:spacing w:after="80" w:before="160"/>
       </w:pPr>
       <w:r>
+        <w:rPr>
+          <w:rFonts w:ascii="Calibri" w:hAnsi="Calibri" w:eastAsia="Calibri"/>
+          <w:sz w:val="22"/>
+        </w:rPr>
         <w:t>Préparer les accès</w:t>
       </w:r>
     </w:p>
     <w:p>
-      <w:r>
-        <w:t xml:space="preserve">Le </w:t>
-      </w:r>
+      <w:pPr>
+        <w:spacing w:after="160" w:before="0"/>
+      </w:pPr>
       <w:r>
         <w:rPr>
-          <w:b/>
+          <w:rFonts w:ascii="Calibri" w:hAnsi="Calibri" w:eastAsia="Calibri"/>
+          <w:sz w:val="22"/>
         </w:rPr>
-        <w:t>responsable</w:t>
-      </w:r>
-      <w:r>
-        <w:t xml:space="preserve"> vérifie que les demandes d'accès sont introduites avant l'arrivée du collaborateur.</w:t>
+        <w:t>Le responsable vérifie que les demandes d'accès sont introduites avant l'arrivée du collaborateur.</w:t>
       </w:r>
     </w:p>
     <w:p>
       <w:pPr>
         <w:pStyle w:val="Heading2"/>
+        <w:spacing w:after="80" w:before="160"/>
       </w:pPr>
       <w:r>
+        <w:rPr>
+          <w:rFonts w:ascii="Calibri" w:hAnsi="Calibri" w:eastAsia="Calibri"/>
+          <w:sz w:val="22"/>
+        </w:rPr>
         <w:t>Préparer le matériel</w:t>
       </w:r>
     </w:p>
     <w:p>
+      <w:pPr>
+        <w:spacing w:after="160" w:before="0"/>
+      </w:pPr>
       <w:r>
+        <w:rPr>
+          <w:rFonts w:ascii="Calibri" w:hAnsi="Calibri" w:eastAsia="Calibri"/>
+          <w:sz w:val="22"/>
+        </w:rPr>
         <w:t>Le poste de travail, le badge et les informations utiles sont préparés avec les personnes concernées.</w:t>
       </w:r>
     </w:p>
     <w:p>
       <w:pPr>
         <w:pStyle w:val="Heading1"/>
+        <w:spacing w:after="120" w:before="240"/>
       </w:pPr>
       <w:r>
+        <w:rPr>
+          <w:rFonts w:ascii="Calibri" w:hAnsi="Calibri" w:eastAsia="Calibri"/>
+          <w:sz w:val="22"/>
+        </w:rPr>
         <w:t>Le premier jour</w:t>
       </w:r>
     </w:p>
     <w:p>
       <w:pPr>
         <w:pStyle w:val="Heading2"/>
+        <w:spacing w:after="80" w:before="160"/>
       </w:pPr>
       <w:r>
+        <w:rPr>
+          <w:rFonts w:ascii="Calibri" w:hAnsi="Calibri" w:eastAsia="Calibri"/>
+          <w:sz w:val="22"/>
+        </w:rPr>
         <w:t>Accueil dans l'équipe</w:t>
       </w:r>
     </w:p>
     <w:p>
-      <w:r>
-        <w:t xml:space="preserve">Le collaborateur est accueilli par son </w:t>
-      </w:r>
+      <w:pPr>
+        <w:spacing w:after="160" w:before="0"/>
+      </w:pPr>
       <w:r>
         <w:rPr>
-          <w:b/>
+          <w:rFonts w:ascii="Calibri" w:hAnsi="Calibri" w:eastAsia="Calibri"/>
+          <w:sz w:val="22"/>
         </w:rPr>
-        <w:t>référent</w:t>
-      </w:r>
-      <w:r>
-        <w:t xml:space="preserve"> et reçoit les informations pratiques.</w:t>
+        <w:t>Le collaborateur est accueilli par son référent et reçoit les informations pratiques.</w:t>
       </w:r>
     </w:p>
     <w:p>
       <w:pPr>
         <w:pStyle w:val="Heading2"/>
+        <w:spacing w:after="80" w:before="160"/>
       </w:pPr>
       <w:r>
+        <w:rPr>
+          <w:rFonts w:ascii="Calibri" w:hAnsi="Calibri" w:eastAsia="Calibri"/>
+          <w:sz w:val="22"/>
+        </w:rPr>
+        <w:t>Remise du badge</w:t>
+      </w:r>
+    </w:p>
+    <w:p>
+      <w:pPr>
+        <w:spacing w:after="160" w:before="0"/>
+      </w:pPr>
+      <w:r>
+        <w:rPr>
+          <w:rFonts w:ascii="Calibri" w:hAnsi="Calibri" w:eastAsia="Calibri"/>
+          <w:sz w:val="22"/>
+        </w:rPr>
+        <w:t>Le badge est remis au collaborateur après la vérification des accès.</w:t>
+      </w:r>
+    </w:p>
+    <w:p>
+      <w:pPr>
+        <w:pStyle w:val="Heading2"/>
+        <w:spacing w:after="80" w:before="160"/>
+      </w:pPr>
+      <w:r>
+        <w:rPr>
+          <w:rFonts w:ascii="Calibri" w:hAnsi="Calibri" w:eastAsia="Calibri"/>
+          <w:sz w:val="22"/>
+        </w:rPr>
         <w:t>Présentation des outils</w:t>
       </w:r>
     </w:p>
     <w:p>
-      <w:r>
-        <w:t>Les outils principaux sont présentés :</w:t>
-      </w:r>
-    </w:p>
-    <w:p>
       <w:pPr>
-        <w:pStyle w:val="ListBullet"/>
+        <w:spacing w:after="160" w:before="0"/>
       </w:pPr>
       <w:r>
-        <w:t>Session Windows</w:t>
-      </w:r>
-    </w:p>
-    <w:p>
-      <w:pPr>
-        <w:pStyle w:val="ListBullet"/>
-      </w:pPr>
-      <w:r>
-        <w:t>Messagerie</w:t>
-      </w:r>
-    </w:p>
-    <w:p>
-      <w:pPr>
-        <w:pStyle w:val="ListBullet"/>
-      </w:pPr>
-      <w:r>
-        <w:t>Intranet</w:t>
-      </w:r>
-    </w:p>
-    <w:p>
-      <w:pPr>
-        <w:pStyle w:val="ListBullet"/>
-      </w:pPr>
-      <w:r>
-        <w:t>Dossiers partagés</w:t>
+        <w:rPr>
+          <w:rFonts w:ascii="Calibri" w:hAnsi="Calibri" w:eastAsia="Calibri"/>
+          <w:sz w:val="22"/>
+        </w:rPr>
+        <w:t>Les outils principaux sont présentés : session Windows, messagerie, intranet et dossiers partagés.</w:t>
       </w:r>
     </w:p>
     <w:p>
       <w:pPr>
         <w:pStyle w:val="Heading1"/>
+        <w:spacing w:after="120" w:before="240"/>
       </w:pPr>
       <w:r>
+        <w:rPr>
+          <w:rFonts w:ascii="Calibri" w:hAnsi="Calibri" w:eastAsia="Calibri"/>
+          <w:sz w:val="22"/>
+        </w:rPr>
         <w:t>Après la première semaine</w:t>
       </w:r>
     </w:p>
     <w:p>
       <w:pPr>
         <w:pStyle w:val="Heading2"/>
+        <w:spacing w:after="80" w:before="160"/>
       </w:pPr>
       <w:r>
+        <w:rPr>
+          <w:rFonts w:ascii="Calibri" w:hAnsi="Calibri" w:eastAsia="Calibri"/>
+          <w:sz w:val="22"/>
+        </w:rPr>
         <w:t>Point de suivi</w:t>
       </w:r>
     </w:p>
     <w:p>
+      <w:pPr>
+        <w:spacing w:after="160" w:before="0"/>
+      </w:pPr>
       <w:r>
+        <w:rPr>
+          <w:rFonts w:ascii="Calibri" w:hAnsi="Calibri" w:eastAsia="Calibri"/>
+          <w:sz w:val="22"/>
+        </w:rPr>
         <w:t>Un court échange permet de vérifier que les accès, les outils et les premières tâches sont compris.</w:t>
       </w:r>
     </w:p>
     <w:p>
       <w:pPr>
         <w:pStyle w:val="Heading2"/>
+        <w:spacing w:after="80" w:before="160"/>
       </w:pPr>
       <w:r>
+        <w:rPr>
+          <w:rFonts w:ascii="Calibri" w:hAnsi="Calibri" w:eastAsia="Calibri"/>
+          <w:sz w:val="22"/>
+        </w:rPr>
         <w:t>Ajustements éventuels</w:t>
       </w:r>
     </w:p>
     <w:p>
+      <w:pPr>
+        <w:spacing w:after="160" w:before="0"/>
+      </w:pPr>
       <w:r>
+        <w:rPr>
+          <w:rFonts w:ascii="Calibri" w:hAnsi="Calibri" w:eastAsia="Calibri"/>
+          <w:sz w:val="22"/>
+        </w:rPr>
         <w:t>Les difficultés sont notées et transmises aux personnes concernées.</w:t>
       </w:r>
     </w:p>
     <w:sectPr>
-      <w:pgSz w:w="12240" w:h="15840"/>
-      <w:pgMar w:top="1440" w:right="1800" w:bottom="1440" w:left="1800" w:header="720" w:footer="720" w:gutter="0"/>
+      <w:pgSz w:w="11906" w:h="16838"/>
+      <w:pgMar w:top="1134" w:right="1417" w:bottom="1134" w:left="1417" w:header="720" w:footer="720" w:gutter="0"/>
       <w:cols w:space="720"/>
       <w:docGrid w:linePitch="360"/>
     </w:sectPr>
